--- a/docs/qms/evidence-2026/17_NFR_Register/EM26-17_NFR_Record_and_Monitoring.docx
+++ b/docs/qms/evidence-2026/17_NFR_Register/EM26-17_NFR_Record_and_Monitoring.docx
@@ -601,7 +601,7 @@
                 <w:sz w:val="17"/>
                 <w:szCs w:val="17"/>
               </w:rPr>
-              <w:t xml:space="preserve">ISSUED FOR REVIEW — signatures pending</w:t>
+              <w:t xml:space="preserve">APPROVED — 2026-10-07 (AR-2026-001)</w:t>
             </w:r>
           </w:p>
         </w:tc>
@@ -841,7 +841,7 @@
                 <w:sz w:val="17"/>
                 <w:szCs w:val="17"/>
               </w:rPr>
-              <w:t xml:space="preserve">Anita Johan (Managing Director)</w:t>
+              <w:t xml:space="preserve">Anita Johan (Managing Director) — 2026-10-07</w:t>
             </w:r>
           </w:p>
         </w:tc>
@@ -2196,7 +2196,7 @@
           <w:sz w:val="19"/>
           <w:szCs w:val="19"/>
         </w:rPr>
-        <w:t xml:space="preserve">Targets marked here are PROPOSED by the Lead Engineer from the measured baselines and become binding when approved by the Managing Director (action A-17-01). A measurement without an agreed target shows activity, not conformity — this was the residual of the 2025 finding.</w:t>
+        <w:t xml:space="preserve">Targets were proposed by the Lead Engineer from the measured baselines and approved by the Managing Director on 2026-10-07 (action A-17-01, AR-2026-001); they are now binding. A measurement without an agreed target shows activity, not conformity — this was the residual of the 2025 finding.</w:t>
       </w:r>
     </w:p>
     <w:tbl>
@@ -2342,7 +2342,7 @@
                 <w:sz w:val="17"/>
                 <w:szCs w:val="17"/>
               </w:rPr>
-              <w:t xml:space="preserve">Proposed target</w:t>
+              <w:t xml:space="preserve">Target (approved)</w:t>
             </w:r>
           </w:p>
         </w:tc>
@@ -14266,7 +14266,7 @@
                 <w:sz w:val="17"/>
                 <w:szCs w:val="17"/>
               </w:rPr>
-              <w:t xml:space="preserve">Approve the proposed targets in §3 (they become binding when approved)</w:t>
+              <w:t xml:space="preserve">Approve the targets in §3</w:t>
             </w:r>
           </w:p>
         </w:tc>
@@ -14337,23 +14337,23 @@
               <w:bottom w:val="single" w:color="BFC7D5" w:sz="4"/>
               <w:right w:val="single" w:color="BFC7D5" w:sz="4"/>
             </w:tcBorders>
-            <w:shd w:fill="FDE7E7" w:color="auto" w:val="clear"/>
-            <w:tcMar>
-              <w:top w:type="dxa" w:w="60"/>
-              <w:left w:type="dxa" w:w="90"/>
-              <w:bottom w:type="dxa" w:w="60"/>
-              <w:right w:type="dxa" w:w="90"/>
-            </w:tcMar>
-          </w:tcPr>
-          <w:p>
-            <w:r>
-              <w:rPr>
-                <w:b/>
-                <w:bCs/>
-                <w:sz w:val="17"/>
-                <w:szCs w:val="17"/>
-              </w:rPr>
-              <w:t xml:space="preserve">Open</w:t>
+            <w:tcMar>
+              <w:top w:type="dxa" w:w="60"/>
+              <w:left w:type="dxa" w:w="90"/>
+              <w:bottom w:type="dxa" w:w="60"/>
+              <w:right w:type="dxa" w:w="90"/>
+            </w:tcMar>
+          </w:tcPr>
+          <w:p>
+            <w:r>
+              <w:rPr>
+                <w:b w:val="false"/>
+                <w:bCs w:val="false"/>
+                <w:color w:val="222222"/>
+                <w:sz w:val="17"/>
+                <w:szCs w:val="17"/>
+              </w:rPr>
+              <w:t xml:space="preserve">Closed 2026-10-07 — approved (AR-2026-001)</w:t>
             </w:r>
           </w:p>
         </w:tc>
@@ -15457,8 +15457,8 @@
           <w:i/>
           <w:iCs/>
           <w:color w:val="555555"/>
-          <w:sz w:val="18"/>
-          <w:szCs w:val="18"/>
+          <w:sz w:val="17"/>
+          <w:szCs w:val="17"/>
         </w:rPr>
       </w:pPr>
       <w:r>
@@ -15466,10 +15466,10 @@
           <w:i/>
           <w:iCs/>
           <w:color w:val="555555"/>
-          <w:sz w:val="18"/>
-          <w:szCs w:val="18"/>
+          <w:sz w:val="17"/>
+          <w:szCs w:val="17"/>
         </w:rPr>
-        <w:t xml:space="preserve">Completed by the named people themselves. Never pre-filled or back-dated (SOP-01 §6).</w:t>
+        <w:t xml:space="preserve">Signatures are the typed names of the role holders. Review and approval were confirmed by each of them on 2026-10-07 and are recorded in docs/qms/records/approvals/2026-10-07_AR-2026-001_document_approval.md (SOP-01 §6).</w:t>
       </w:r>
     </w:p>
     <w:p>
@@ -15767,7 +15767,7 @@
                 <w:sz w:val="17"/>
                 <w:szCs w:val="17"/>
               </w:rPr>
-              <w:t xml:space="preserve">Alexander Peter (EchoMind Project Lead) — review pending</w:t>
+              <w:t xml:space="preserve">Alexander Peter (EchoMind Project Lead)</w:t>
             </w:r>
           </w:p>
         </w:tc>
@@ -15796,7 +15796,7 @@
                 <w:sz w:val="17"/>
                 <w:szCs w:val="17"/>
               </w:rPr>
-              <w:t xml:space="preserve">First issue — closure evidence for the 2025 finding</w:t>
+              <w:t xml:space="preserve">First issue; approved AR-2026-001</w:t>
             </w:r>
           </w:p>
         </w:tc>
@@ -16025,7 +16025,18 @@
               <w:right w:type="dxa" w:w="90"/>
             </w:tcMar>
           </w:tcPr>
-          <w:p/>
+          <w:p>
+            <w:r>
+              <w:rPr>
+                <w:b w:val="false"/>
+                <w:bCs w:val="false"/>
+                <w:color w:val="222222"/>
+                <w:sz w:val="17"/>
+                <w:szCs w:val="17"/>
+              </w:rPr>
+              <w:t xml:space="preserve">Richard Watson Stephen Amudha</w:t>
+            </w:r>
+          </w:p>
         </w:tc>
         <w:tc>
           <w:tcPr>
@@ -16043,7 +16054,18 @@
               <w:right w:type="dxa" w:w="90"/>
             </w:tcMar>
           </w:tcPr>
-          <w:p/>
+          <w:p>
+            <w:r>
+              <w:rPr>
+                <w:b w:val="false"/>
+                <w:bCs w:val="false"/>
+                <w:color w:val="222222"/>
+                <w:sz w:val="17"/>
+                <w:szCs w:val="17"/>
+              </w:rPr>
+              <w:t xml:space="preserve">2026-10-07</w:t>
+            </w:r>
+          </w:p>
         </w:tc>
       </w:tr>
       <w:tr>
@@ -16121,7 +16143,18 @@
               <w:right w:type="dxa" w:w="90"/>
             </w:tcMar>
           </w:tcPr>
-          <w:p/>
+          <w:p>
+            <w:r>
+              <w:rPr>
+                <w:b w:val="false"/>
+                <w:bCs w:val="false"/>
+                <w:color w:val="222222"/>
+                <w:sz w:val="17"/>
+                <w:szCs w:val="17"/>
+              </w:rPr>
+              <w:t xml:space="preserve">Alexander Peter</w:t>
+            </w:r>
+          </w:p>
         </w:tc>
         <w:tc>
           <w:tcPr>
@@ -16139,7 +16172,18 @@
               <w:right w:type="dxa" w:w="90"/>
             </w:tcMar>
           </w:tcPr>
-          <w:p/>
+          <w:p>
+            <w:r>
+              <w:rPr>
+                <w:b w:val="false"/>
+                <w:bCs w:val="false"/>
+                <w:color w:val="222222"/>
+                <w:sz w:val="17"/>
+                <w:szCs w:val="17"/>
+              </w:rPr>
+              <w:t xml:space="preserve">2026-10-07</w:t>
+            </w:r>
+          </w:p>
         </w:tc>
       </w:tr>
       <w:tr>
@@ -16217,7 +16261,18 @@
               <w:right w:type="dxa" w:w="90"/>
             </w:tcMar>
           </w:tcPr>
-          <w:p/>
+          <w:p>
+            <w:r>
+              <w:rPr>
+                <w:b w:val="false"/>
+                <w:bCs w:val="false"/>
+                <w:color w:val="222222"/>
+                <w:sz w:val="17"/>
+                <w:szCs w:val="17"/>
+              </w:rPr>
+              <w:t xml:space="preserve">Sheryl Nazareth</w:t>
+            </w:r>
+          </w:p>
         </w:tc>
         <w:tc>
           <w:tcPr>
@@ -16235,7 +16290,18 @@
               <w:right w:type="dxa" w:w="90"/>
             </w:tcMar>
           </w:tcPr>
-          <w:p/>
+          <w:p>
+            <w:r>
+              <w:rPr>
+                <w:b w:val="false"/>
+                <w:bCs w:val="false"/>
+                <w:color w:val="222222"/>
+                <w:sz w:val="17"/>
+                <w:szCs w:val="17"/>
+              </w:rPr>
+              <w:t xml:space="preserve">2026-10-07</w:t>
+            </w:r>
+          </w:p>
         </w:tc>
       </w:tr>
       <w:tr>
@@ -16313,7 +16379,18 @@
               <w:right w:type="dxa" w:w="90"/>
             </w:tcMar>
           </w:tcPr>
-          <w:p/>
+          <w:p>
+            <w:r>
+              <w:rPr>
+                <w:b w:val="false"/>
+                <w:bCs w:val="false"/>
+                <w:color w:val="222222"/>
+                <w:sz w:val="17"/>
+                <w:szCs w:val="17"/>
+              </w:rPr>
+              <w:t xml:space="preserve">Anita Johan</w:t>
+            </w:r>
+          </w:p>
         </w:tc>
         <w:tc>
           <w:tcPr>
@@ -16331,7 +16408,18 @@
               <w:right w:type="dxa" w:w="90"/>
             </w:tcMar>
           </w:tcPr>
-          <w:p/>
+          <w:p>
+            <w:r>
+              <w:rPr>
+                <w:b w:val="false"/>
+                <w:bCs w:val="false"/>
+                <w:color w:val="222222"/>
+                <w:sz w:val="17"/>
+                <w:szCs w:val="17"/>
+              </w:rPr>
+              <w:t xml:space="preserve">2026-10-07</w:t>
+            </w:r>
+          </w:p>
         </w:tc>
       </w:tr>
     </w:tbl>

--- a/docs/qms/evidence-2026/17_NFR_Register/EM26-17_NFR_Record_and_Monitoring.docx
+++ b/docs/qms/evidence-2026/17_NFR_Register/EM26-17_NFR_Record_and_Monitoring.docx
@@ -301,7 +301,7 @@
                 <w:sz w:val="17"/>
                 <w:szCs w:val="17"/>
               </w:rPr>
-              <w:t xml:space="preserve">1.0</w:t>
+              <w:t xml:space="preserve">1.1</w:t>
             </w:r>
           </w:p>
         </w:tc>
@@ -361,7 +361,7 @@
                 <w:sz w:val="17"/>
                 <w:szCs w:val="17"/>
               </w:rPr>
-              <w:t xml:space="preserve">2026-10-07</w:t>
+              <w:t xml:space="preserve">2026-10-10</w:t>
             </w:r>
           </w:p>
         </w:tc>
@@ -601,7 +601,7 @@
                 <w:sz w:val="17"/>
                 <w:szCs w:val="17"/>
               </w:rPr>
-              <w:t xml:space="preserve">APPROVED — 2026-10-07 (AR-2026-001)</w:t>
+              <w:t xml:space="preserve">Rev 1.0 APPROVED 2026-10-07 (AR-2026-001); rev 1.1 issued 2026-10-10 — approval of the revision to be confirmed</w:t>
             </w:r>
           </w:p>
         </w:tc>
@@ -841,7 +841,7 @@
                 <w:sz w:val="17"/>
                 <w:szCs w:val="17"/>
               </w:rPr>
-              <w:t xml:space="preserve">Anita Johan (Managing Director) — 2026-10-07</w:t>
+              <w:t xml:space="preserve">Anita Johan (Managing Director) — rev 1.0 2026-10-07</w:t>
             </w:r>
           </w:p>
         </w:tc>
@@ -963,7 +963,7 @@
         <w:spacing w:after="100"/>
       </w:pPr>
       <w:r>
-        <w:t xml:space="preserve">In 2025 EchoMind was a live-transcript and chatbot appliance (separate services on an RTX 4090 PC). In 2026 the product was rebuilt as EchoMind Enterprise on the NVIDIA DGX Spark, which changed the non-functional requirements substantially — conversational latency, grounding accuracy, tenant isolation and offline data protection became primary. Requirement sources: banking and law-firm use cases (vertical packs Bank and Law), plus healthcare, retail and meeting rooms.</w:t>
+        <w:t xml:space="preserve">In 2025 EchoMind delivered a live transcript and a chatbot with retrieval (RAG) on a PC we built for the client, as that client required (separate services on an RTX 4090 PC). In January 2026 portable AI supercomputers reached the market and the team decided to move the product; the first NVIDIA DGX Spark was bought in February 2026 and the 2025 code was ported to it in full (repository created 2026-02-05). Client requirements from March 2026 onward — a personal AI assistant, conversation assistance, a financial knowledge base on the DoD Financial Management Regulation, a listen-only assistant for a law firm, group discussions and a document studio — changed the non-functional requirements substantially: conversational latency, grounding accuracy, tenant isolation and offline data protection became primary. The reviews behind each requirement are in EM26-18 §2–§3.</w:t>
       </w:r>
     </w:p>
     <w:tbl>
@@ -1871,6 +1871,300 @@
                 <w:szCs w:val="17"/>
               </w:rPr>
               <w:t xml:space="preserve">Data protection (on-device)</w:t>
+            </w:r>
+          </w:p>
+        </w:tc>
+      </w:tr>
+      <w:tr>
+        <w:tc>
+          <w:tcPr>
+            <w:tcW w:type="dxa" w:w="1800"/>
+            <w:tcBorders>
+              <w:top w:val="single" w:color="BFC7D5" w:sz="4"/>
+              <w:left w:val="single" w:color="BFC7D5" w:sz="4"/>
+              <w:bottom w:val="single" w:color="BFC7D5" w:sz="4"/>
+              <w:right w:val="single" w:color="BFC7D5" w:sz="4"/>
+            </w:tcBorders>
+            <w:tcMar>
+              <w:top w:type="dxa" w:w="60"/>
+              <w:left w:type="dxa" w:w="90"/>
+              <w:bottom w:type="dxa" w:w="60"/>
+              <w:right w:type="dxa" w:w="90"/>
+            </w:tcMar>
+          </w:tcPr>
+          <w:p>
+            <w:r>
+              <w:rPr>
+                <w:b w:val="false"/>
+                <w:bCs w:val="false"/>
+                <w:color w:val="222222"/>
+                <w:sz w:val="17"/>
+                <w:szCs w:val="17"/>
+              </w:rPr>
+              <w:t xml:space="preserve">Financial knowledge base</w:t>
+            </w:r>
+          </w:p>
+        </w:tc>
+        <w:tc>
+          <w:tcPr>
+            <w:tcW w:type="dxa" w:w="2353"/>
+            <w:tcBorders>
+              <w:top w:val="single" w:color="BFC7D5" w:sz="4"/>
+              <w:left w:val="single" w:color="BFC7D5" w:sz="4"/>
+              <w:bottom w:val="single" w:color="BFC7D5" w:sz="4"/>
+              <w:right w:val="single" w:color="BFC7D5" w:sz="4"/>
+            </w:tcBorders>
+            <w:tcMar>
+              <w:top w:type="dxa" w:w="60"/>
+              <w:left w:type="dxa" w:w="90"/>
+              <w:bottom w:type="dxa" w:w="60"/>
+              <w:right w:type="dxa" w:w="90"/>
+            </w:tcMar>
+          </w:tcPr>
+          <w:p>
+            <w:r>
+              <w:rPr>
+                <w:b w:val="false"/>
+                <w:bCs w:val="false"/>
+                <w:color w:val="222222"/>
+                <w:sz w:val="17"/>
+                <w:szCs w:val="17"/>
+              </w:rPr>
+              <w:t xml:space="preserve">None</w:t>
+            </w:r>
+          </w:p>
+        </w:tc>
+        <w:tc>
+          <w:tcPr>
+            <w:tcW w:type="dxa" w:w="4015"/>
+            <w:tcBorders>
+              <w:top w:val="single" w:color="BFC7D5" w:sz="4"/>
+              <w:left w:val="single" w:color="BFC7D5" w:sz="4"/>
+              <w:bottom w:val="single" w:color="BFC7D5" w:sz="4"/>
+              <w:right w:val="single" w:color="BFC7D5" w:sz="4"/>
+            </w:tcBorders>
+            <w:tcMar>
+              <w:top w:type="dxa" w:w="60"/>
+              <w:left w:type="dxa" w:w="90"/>
+              <w:bottom w:type="dxa" w:w="60"/>
+              <w:right w:type="dxa" w:w="90"/>
+            </w:tcMar>
+          </w:tcPr>
+          <w:p>
+            <w:r>
+              <w:rPr>
+                <w:b w:val="false"/>
+                <w:bCs w:val="false"/>
+                <w:color w:val="222222"/>
+                <w:sz w:val="17"/>
+                <w:szCs w:val="17"/>
+              </w:rPr>
+              <w:t xml:space="preserve">DoD Financial Management Regulation (DoD 7000.14-R, ~7,300 pages): hierarchical section → chunk retrieval with table-of-contents routing and regulation-tuned query classification; BookRAG and PageIndex tried, not adopted</w:t>
+            </w:r>
+          </w:p>
+        </w:tc>
+        <w:tc>
+          <w:tcPr>
+            <w:tcW w:type="dxa" w:w="2769"/>
+            <w:tcBorders>
+              <w:top w:val="single" w:color="BFC7D5" w:sz="4"/>
+              <w:left w:val="single" w:color="BFC7D5" w:sz="4"/>
+              <w:bottom w:val="single" w:color="BFC7D5" w:sz="4"/>
+              <w:right w:val="single" w:color="BFC7D5" w:sz="4"/>
+            </w:tcBorders>
+            <w:tcMar>
+              <w:top w:type="dxa" w:w="60"/>
+              <w:left w:type="dxa" w:w="90"/>
+              <w:bottom w:type="dxa" w:w="60"/>
+              <w:right w:type="dxa" w:w="90"/>
+            </w:tcMar>
+          </w:tcPr>
+          <w:p>
+            <w:r>
+              <w:rPr>
+                <w:b w:val="false"/>
+                <w:bCs w:val="false"/>
+                <w:color w:val="222222"/>
+                <w:sz w:val="17"/>
+                <w:szCs w:val="17"/>
+              </w:rPr>
+              <w:t xml:space="preserve">31f1205 (2026-03-03), 18715c7, cfe3360 (2026-03-05), 5057a30 (2026-03-06), 2decb99 (2026-07-30)</w:t>
+            </w:r>
+          </w:p>
+        </w:tc>
+        <w:tc>
+          <w:tcPr>
+            <w:tcW w:type="dxa" w:w="2023"/>
+            <w:tcBorders>
+              <w:top w:val="single" w:color="BFC7D5" w:sz="4"/>
+              <w:left w:val="single" w:color="BFC7D5" w:sz="4"/>
+              <w:bottom w:val="single" w:color="BFC7D5" w:sz="4"/>
+              <w:right w:val="single" w:color="BFC7D5" w:sz="4"/>
+            </w:tcBorders>
+            <w:tcMar>
+              <w:top w:type="dxa" w:w="60"/>
+              <w:left w:type="dxa" w:w="90"/>
+              <w:bottom w:type="dxa" w:w="60"/>
+              <w:right w:type="dxa" w:w="90"/>
+            </w:tcMar>
+          </w:tcPr>
+          <w:p>
+            <w:r>
+              <w:rPr>
+                <w:b w:val="false"/>
+                <w:bCs w:val="false"/>
+                <w:color w:val="222222"/>
+                <w:sz w:val="17"/>
+                <w:szCs w:val="17"/>
+              </w:rPr>
+              <w:t xml:space="preserve">Accuracy, latency</w:t>
+            </w:r>
+          </w:p>
+        </w:tc>
+      </w:tr>
+      <w:tr>
+        <w:tc>
+          <w:tcPr>
+            <w:tcW w:type="dxa" w:w="1800"/>
+            <w:tcBorders>
+              <w:top w:val="single" w:color="BFC7D5" w:sz="4"/>
+              <w:left w:val="single" w:color="BFC7D5" w:sz="4"/>
+              <w:bottom w:val="single" w:color="BFC7D5" w:sz="4"/>
+              <w:right w:val="single" w:color="BFC7D5" w:sz="4"/>
+            </w:tcBorders>
+            <w:tcMar>
+              <w:top w:type="dxa" w:w="60"/>
+              <w:left w:type="dxa" w:w="90"/>
+              <w:bottom w:type="dxa" w:w="60"/>
+              <w:right w:type="dxa" w:w="90"/>
+            </w:tcMar>
+          </w:tcPr>
+          <w:p>
+            <w:r>
+              <w:rPr>
+                <w:b w:val="false"/>
+                <w:bCs w:val="false"/>
+                <w:color w:val="222222"/>
+                <w:sz w:val="17"/>
+                <w:szCs w:val="17"/>
+              </w:rPr>
+              <w:t xml:space="preserve">Field deployment</w:t>
+            </w:r>
+          </w:p>
+        </w:tc>
+        <w:tc>
+          <w:tcPr>
+            <w:tcW w:type="dxa" w:w="2353"/>
+            <w:tcBorders>
+              <w:top w:val="single" w:color="BFC7D5" w:sz="4"/>
+              <w:left w:val="single" w:color="BFC7D5" w:sz="4"/>
+              <w:bottom w:val="single" w:color="BFC7D5" w:sz="4"/>
+              <w:right w:val="single" w:color="BFC7D5" w:sz="4"/>
+            </w:tcBorders>
+            <w:tcMar>
+              <w:top w:type="dxa" w:w="60"/>
+              <w:left w:type="dxa" w:w="90"/>
+              <w:bottom w:type="dxa" w:w="60"/>
+              <w:right w:type="dxa" w:w="90"/>
+            </w:tcMar>
+          </w:tcPr>
+          <w:p>
+            <w:r>
+              <w:rPr>
+                <w:b w:val="false"/>
+                <w:bCs w:val="false"/>
+                <w:color w:val="222222"/>
+                <w:sz w:val="17"/>
+                <w:szCs w:val="17"/>
+              </w:rPr>
+              <w:t xml:space="preserve">Installed on the client's PC</w:t>
+            </w:r>
+          </w:p>
+        </w:tc>
+        <w:tc>
+          <w:tcPr>
+            <w:tcW w:type="dxa" w:w="4015"/>
+            <w:tcBorders>
+              <w:top w:val="single" w:color="BFC7D5" w:sz="4"/>
+              <w:left w:val="single" w:color="BFC7D5" w:sz="4"/>
+              <w:bottom w:val="single" w:color="BFC7D5" w:sz="4"/>
+              <w:right w:val="single" w:color="BFC7D5" w:sz="4"/>
+            </w:tcBorders>
+            <w:tcMar>
+              <w:top w:type="dxa" w:w="60"/>
+              <w:left w:type="dxa" w:w="90"/>
+              <w:bottom w:type="dxa" w:w="60"/>
+              <w:right w:type="dxa" w:w="90"/>
+            </w:tcMar>
+          </w:tcPr>
+          <w:p>
+            <w:r>
+              <w:rPr>
+                <w:b w:val="false"/>
+                <w:bCs w:val="false"/>
+                <w:color w:val="222222"/>
+                <w:sz w:val="17"/>
+                <w:szCs w:val="17"/>
+              </w:rPr>
+              <w:t xml:space="preserve">Unit raises its own Wi-Fi hotspot at boot and serves a landing page that opens the applications — no site network needed</w:t>
+            </w:r>
+          </w:p>
+        </w:tc>
+        <w:tc>
+          <w:tcPr>
+            <w:tcW w:type="dxa" w:w="2769"/>
+            <w:tcBorders>
+              <w:top w:val="single" w:color="BFC7D5" w:sz="4"/>
+              <w:left w:val="single" w:color="BFC7D5" w:sz="4"/>
+              <w:bottom w:val="single" w:color="BFC7D5" w:sz="4"/>
+              <w:right w:val="single" w:color="BFC7D5" w:sz="4"/>
+            </w:tcBorders>
+            <w:tcMar>
+              <w:top w:type="dxa" w:w="60"/>
+              <w:left w:type="dxa" w:w="90"/>
+              <w:bottom w:type="dxa" w:w="60"/>
+              <w:right w:type="dxa" w:w="90"/>
+            </w:tcMar>
+          </w:tcPr>
+          <w:p>
+            <w:r>
+              <w:rPr>
+                <w:b w:val="false"/>
+                <w:bCs w:val="false"/>
+                <w:color w:val="222222"/>
+                <w:sz w:val="17"/>
+                <w:szCs w:val="17"/>
+              </w:rPr>
+              <w:t xml:space="preserve">Hotspot on the deployment unit (CR-2026-05); offline preparation 0818cdc (2026-04-10)</w:t>
+            </w:r>
+          </w:p>
+        </w:tc>
+        <w:tc>
+          <w:tcPr>
+            <w:tcW w:type="dxa" w:w="2023"/>
+            <w:tcBorders>
+              <w:top w:val="single" w:color="BFC7D5" w:sz="4"/>
+              <w:left w:val="single" w:color="BFC7D5" w:sz="4"/>
+              <w:bottom w:val="single" w:color="BFC7D5" w:sz="4"/>
+              <w:right w:val="single" w:color="BFC7D5" w:sz="4"/>
+            </w:tcBorders>
+            <w:tcMar>
+              <w:top w:type="dxa" w:w="60"/>
+              <w:left w:type="dxa" w:w="90"/>
+              <w:bottom w:type="dxa" w:w="60"/>
+              <w:right w:type="dxa" w:w="90"/>
+            </w:tcMar>
+          </w:tcPr>
+          <w:p>
+            <w:r>
+              <w:rPr>
+                <w:b w:val="false"/>
+                <w:bCs w:val="false"/>
+                <w:color w:val="222222"/>
+                <w:sz w:val="17"/>
+                <w:szCs w:val="17"/>
+              </w:rPr>
+              <w:t xml:space="preserve">Offline operation, availability</w:t>
             </w:r>
           </w:p>
         </w:tc>
@@ -10932,7 +11226,7 @@
                 <w:sz w:val="17"/>
                 <w:szCs w:val="17"/>
               </w:rPr>
-              <w:t xml:space="preserve">2026-02-05 → 02-23</w:t>
+              <w:t xml:space="preserve">2026-02-05 → 03</w:t>
             </w:r>
           </w:p>
         </w:tc>
@@ -10961,7 +11255,7 @@
                 <w:sz w:val="17"/>
                 <w:szCs w:val="17"/>
               </w:rPr>
-              <w:t xml:space="preserve">Moshi (Kyutai) as the speech-to-speech core</w:t>
+              <w:t xml:space="preserve">Kyutai Unmute stack — Moshi speech core with Kyutai STT/TTS</w:t>
             </w:r>
           </w:p>
         </w:tc>
@@ -10990,7 +11284,7 @@
                 <w:sz w:val="17"/>
                 <w:szCs w:val="17"/>
               </w:rPr>
-              <w:t xml:space="preserve">Slow and below the quality bar for enterprise conversation; could not be grounded in the knowledge base</w:t>
+              <w:t xml:space="preserve">Client review (Clients A and B, CR-2026-03): not natural and too slow; could not be grounded in the knowledge base</w:t>
             </w:r>
           </w:p>
         </w:tc>
@@ -11019,7 +11313,7 @@
                 <w:sz w:val="17"/>
                 <w:szCs w:val="17"/>
               </w:rPr>
-              <w:t xml:space="preserve">Replaced; adapter kept behind USE_MOSHI_CORE (default off)</w:t>
+              <w:t xml:space="preserve">Replaced; Moshi adapter kept behind USE_MOSHI_CORE (default off)</w:t>
             </w:r>
           </w:p>
         </w:tc>
@@ -11048,7 +11342,7 @@
                 <w:sz w:val="17"/>
                 <w:szCs w:val="17"/>
               </w:rPr>
-              <w:t xml:space="preserve">voice/app/adapters/moshi_ws.py (4b90b36); Kyutai STT work bff6cf2, 5d7dc8f, b732dbf, 8e92aca</w:t>
+              <w:t xml:space="preserve">voice/app/adapters/moshi_ws.py (4b90b36); Kyutai STT bff6cf2, 5d7dc8f, b732dbf, 8e92aca</w:t>
             </w:r>
           </w:p>
         </w:tc>
@@ -11108,7 +11402,7 @@
                 <w:sz w:val="17"/>
                 <w:szCs w:val="17"/>
               </w:rPr>
-              <w:t xml:space="preserve">2026 (date not recorded in the repository)</w:t>
+              <w:t xml:space="preserve">2026-03 → 04</w:t>
             </w:r>
           </w:p>
         </w:tc>
@@ -11137,7 +11431,7 @@
                 <w:sz w:val="17"/>
                 <w:szCs w:val="17"/>
               </w:rPr>
-              <w:t xml:space="preserve">PersonaPlex (full-duplex persona model)</w:t>
+              <w:t xml:space="preserve">NVIDIA PersonaPlex (full-duplex persona model)</w:t>
             </w:r>
           </w:p>
         </w:tc>
@@ -11166,7 +11460,7 @@
                 <w:sz w:val="17"/>
                 <w:szCs w:val="17"/>
               </w:rPr>
-              <w:t xml:space="preserve">Fast, but could not map answers to the full knowledge base</w:t>
+              <w:t xml:space="preserve">Fast and natural, but the next client review (CR-2026-04) needed answers drawn from the customer's large knowledge base, which it could not do</w:t>
             </w:r>
           </w:p>
         </w:tc>
@@ -11195,7 +11489,7 @@
                 <w:sz w:val="17"/>
                 <w:szCs w:val="17"/>
               </w:rPr>
-              <w:t xml:space="preserve">Not adopted</w:t>
+              <w:t xml:space="preserve">Not adopted (trial code not kept in the repository)</w:t>
             </w:r>
           </w:p>
         </w:tc>
@@ -11224,7 +11518,7 @@
                 <w:sz w:val="17"/>
                 <w:szCs w:val="17"/>
               </w:rPr>
-              <w:t xml:space="preserve">Engineering team account — Richard Watson Stephen Amudha, recorded 2026-10-07</w:t>
+              <w:t xml:space="preserve">Compared in the QASC 2026 paper (539493f, cbc57d1)</w:t>
             </w:r>
           </w:p>
         </w:tc>
@@ -11400,7 +11694,7 @@
                 <w:sz w:val="17"/>
                 <w:szCs w:val="17"/>
               </w:rPr>
-              <w:t xml:space="preserve">ddc0aa3 (2026-04-08), b6a70d8 (2026-06-26), paper eval cbc57d1 (2026-08-07), docs/paper/EchoMind_QASC2026_CameraReady_v4.pdf</w:t>
+              <w:t xml:space="preserve">ddc0aa3 (2026-04-08), b6a70d8 (2026-06-26), paper eval cbc57d1 (2026-08-07)</w:t>
             </w:r>
           </w:p>
         </w:tc>
@@ -15469,7 +15763,7 @@
           <w:sz w:val="17"/>
           <w:szCs w:val="17"/>
         </w:rPr>
-        <w:t xml:space="preserve">Signatures are the typed names of the role holders. Review and approval were confirmed by each of them on 2026-10-07 and are recorded in docs/qms/records/approvals/2026-10-07_AR-2026-001_document_approval.md (SOP-01 §6).</w:t>
+        <w:t xml:space="preserve">Signatures are the typed names of the role holders. Revision 1.0 was reviewed and approved by each of them on 2026-10-07 (docs/qms/records/approvals/2026-10-07_AR-2026-001_document_approval.md). Revision 1.1 is signed here when the reviewer, QA and the Managing Director confirm it (SOP-01 §6).</w:t>
       </w:r>
     </w:p>
     <w:p>
@@ -15801,6 +16095,153 @@
           </w:p>
         </w:tc>
       </w:tr>
+      <w:tr>
+        <w:tc>
+          <w:tcPr>
+            <w:tcW w:type="dxa" w:w="1800"/>
+            <w:tcBorders>
+              <w:top w:val="single" w:color="BFC7D5" w:sz="4"/>
+              <w:left w:val="single" w:color="BFC7D5" w:sz="4"/>
+              <w:bottom w:val="single" w:color="BFC7D5" w:sz="4"/>
+              <w:right w:val="single" w:color="BFC7D5" w:sz="4"/>
+            </w:tcBorders>
+            <w:tcMar>
+              <w:top w:type="dxa" w:w="60"/>
+              <w:left w:type="dxa" w:w="90"/>
+              <w:bottom w:type="dxa" w:w="60"/>
+              <w:right w:type="dxa" w:w="90"/>
+            </w:tcMar>
+          </w:tcPr>
+          <w:p>
+            <w:r>
+              <w:rPr>
+                <w:b w:val="false"/>
+                <w:bCs w:val="false"/>
+                <w:color w:val="222222"/>
+                <w:sz w:val="17"/>
+                <w:szCs w:val="17"/>
+              </w:rPr>
+              <w:t xml:space="preserve">2026-10-10</w:t>
+            </w:r>
+          </w:p>
+        </w:tc>
+        <w:tc>
+          <w:tcPr>
+            <w:tcW w:type="dxa" w:w="1246"/>
+            <w:tcBorders>
+              <w:top w:val="single" w:color="BFC7D5" w:sz="4"/>
+              <w:left w:val="single" w:color="BFC7D5" w:sz="4"/>
+              <w:bottom w:val="single" w:color="BFC7D5" w:sz="4"/>
+              <w:right w:val="single" w:color="BFC7D5" w:sz="4"/>
+            </w:tcBorders>
+            <w:tcMar>
+              <w:top w:type="dxa" w:w="60"/>
+              <w:left w:type="dxa" w:w="90"/>
+              <w:bottom w:type="dxa" w:w="60"/>
+              <w:right w:type="dxa" w:w="90"/>
+            </w:tcMar>
+          </w:tcPr>
+          <w:p>
+            <w:r>
+              <w:rPr>
+                <w:b w:val="false"/>
+                <w:bCs w:val="false"/>
+                <w:color w:val="222222"/>
+                <w:sz w:val="17"/>
+                <w:szCs w:val="17"/>
+              </w:rPr>
+              <w:t xml:space="preserve">1.1</w:t>
+            </w:r>
+          </w:p>
+        </w:tc>
+        <w:tc>
+          <w:tcPr>
+            <w:tcW w:type="dxa" w:w="3600"/>
+            <w:tcBorders>
+              <w:top w:val="single" w:color="BFC7D5" w:sz="4"/>
+              <w:left w:val="single" w:color="BFC7D5" w:sz="4"/>
+              <w:bottom w:val="single" w:color="BFC7D5" w:sz="4"/>
+              <w:right w:val="single" w:color="BFC7D5" w:sz="4"/>
+            </w:tcBorders>
+            <w:tcMar>
+              <w:top w:type="dxa" w:w="60"/>
+              <w:left w:type="dxa" w:w="90"/>
+              <w:bottom w:type="dxa" w:w="60"/>
+              <w:right w:type="dxa" w:w="90"/>
+            </w:tcMar>
+          </w:tcPr>
+          <w:p>
+            <w:r>
+              <w:rPr>
+                <w:b w:val="false"/>
+                <w:bCs w:val="false"/>
+                <w:color w:val="222222"/>
+                <w:sz w:val="17"/>
+                <w:szCs w:val="17"/>
+              </w:rPr>
+              <w:t xml:space="preserve">Richard Watson Stephen Amudha (Lead Engineer)</w:t>
+            </w:r>
+          </w:p>
+        </w:tc>
+        <w:tc>
+          <w:tcPr>
+            <w:tcW w:type="dxa" w:w="3738"/>
+            <w:tcBorders>
+              <w:top w:val="single" w:color="BFC7D5" w:sz="4"/>
+              <w:left w:val="single" w:color="BFC7D5" w:sz="4"/>
+              <w:bottom w:val="single" w:color="BFC7D5" w:sz="4"/>
+              <w:right w:val="single" w:color="BFC7D5" w:sz="4"/>
+            </w:tcBorders>
+            <w:tcMar>
+              <w:top w:type="dxa" w:w="60"/>
+              <w:left w:type="dxa" w:w="90"/>
+              <w:bottom w:type="dxa" w:w="60"/>
+              <w:right w:type="dxa" w:w="90"/>
+            </w:tcMar>
+          </w:tcPr>
+          <w:p>
+            <w:r>
+              <w:rPr>
+                <w:b w:val="false"/>
+                <w:bCs w:val="false"/>
+                <w:color w:val="222222"/>
+                <w:sz w:val="17"/>
+                <w:szCs w:val="17"/>
+              </w:rPr>
+              <w:t xml:space="preserve">Alexander Peter (EchoMind Project Lead)</w:t>
+            </w:r>
+          </w:p>
+        </w:tc>
+        <w:tc>
+          <w:tcPr>
+            <w:tcW w:type="dxa" w:w="2576"/>
+            <w:tcBorders>
+              <w:top w:val="single" w:color="BFC7D5" w:sz="4"/>
+              <w:left w:val="single" w:color="BFC7D5" w:sz="4"/>
+              <w:bottom w:val="single" w:color="BFC7D5" w:sz="4"/>
+              <w:right w:val="single" w:color="BFC7D5" w:sz="4"/>
+            </w:tcBorders>
+            <w:tcMar>
+              <w:top w:type="dxa" w:w="60"/>
+              <w:left w:type="dxa" w:w="90"/>
+              <w:bottom w:type="dxa" w:w="60"/>
+              <w:right w:type="dxa" w:w="90"/>
+            </w:tcMar>
+          </w:tcPr>
+          <w:p>
+            <w:r>
+              <w:rPr>
+                <w:b w:val="false"/>
+                <w:bCs w:val="false"/>
+                <w:color w:val="222222"/>
+                <w:sz w:val="17"/>
+                <w:szCs w:val="17"/>
+              </w:rPr>
+              <w:t xml:space="preserve">Voice options corrected (Unmute, PersonaPlex client feedback); DoD FMR and field-deployment rows</w:t>
+            </w:r>
+          </w:p>
+        </w:tc>
+      </w:tr>
     </w:tbl>
     <w:p>
       <w:pPr>
@@ -16063,7 +16504,7 @@
                 <w:sz w:val="17"/>
                 <w:szCs w:val="17"/>
               </w:rPr>
-              <w:t xml:space="preserve">2026-10-07</w:t>
+              <w:t xml:space="preserve">2026-10-10</w:t>
             </w:r>
           </w:p>
         </w:tc>
@@ -16152,7 +16593,7 @@
                 <w:sz w:val="17"/>
                 <w:szCs w:val="17"/>
               </w:rPr>
-              <w:t xml:space="preserve">Alexander Peter</w:t>
+              <w:t xml:space="preserve">Rev 1.0 signed 2026-10-07; rev 1.1 to confirm</w:t>
             </w:r>
           </w:p>
         </w:tc>
@@ -16172,18 +16613,7 @@
               <w:right w:type="dxa" w:w="90"/>
             </w:tcMar>
           </w:tcPr>
-          <w:p>
-            <w:r>
-              <w:rPr>
-                <w:b w:val="false"/>
-                <w:bCs w:val="false"/>
-                <w:color w:val="222222"/>
-                <w:sz w:val="17"/>
-                <w:szCs w:val="17"/>
-              </w:rPr>
-              <w:t xml:space="preserve">2026-10-07</w:t>
-            </w:r>
-          </w:p>
+          <w:p/>
         </w:tc>
       </w:tr>
       <w:tr>
@@ -16270,7 +16700,7 @@
                 <w:sz w:val="17"/>
                 <w:szCs w:val="17"/>
               </w:rPr>
-              <w:t xml:space="preserve">Sheryl Nazareth</w:t>
+              <w:t xml:space="preserve">Rev 1.0 signed 2026-10-07; rev 1.1 to confirm</w:t>
             </w:r>
           </w:p>
         </w:tc>
@@ -16290,18 +16720,7 @@
               <w:right w:type="dxa" w:w="90"/>
             </w:tcMar>
           </w:tcPr>
-          <w:p>
-            <w:r>
-              <w:rPr>
-                <w:b w:val="false"/>
-                <w:bCs w:val="false"/>
-                <w:color w:val="222222"/>
-                <w:sz w:val="17"/>
-                <w:szCs w:val="17"/>
-              </w:rPr>
-              <w:t xml:space="preserve">2026-10-07</w:t>
-            </w:r>
-          </w:p>
+          <w:p/>
         </w:tc>
       </w:tr>
       <w:tr>
@@ -16388,7 +16807,7 @@
                 <w:sz w:val="17"/>
                 <w:szCs w:val="17"/>
               </w:rPr>
-              <w:t xml:space="preserve">Anita Johan</w:t>
+              <w:t xml:space="preserve">Rev 1.0 signed 2026-10-07; rev 1.1 to confirm</w:t>
             </w:r>
           </w:p>
         </w:tc>
@@ -16408,18 +16827,7 @@
               <w:right w:type="dxa" w:w="90"/>
             </w:tcMar>
           </w:tcPr>
-          <w:p>
-            <w:r>
-              <w:rPr>
-                <w:b w:val="false"/>
-                <w:bCs w:val="false"/>
-                <w:color w:val="222222"/>
-                <w:sz w:val="17"/>
-                <w:szCs w:val="17"/>
-              </w:rPr>
-              <w:t xml:space="preserve">2026-10-07</w:t>
-            </w:r>
-          </w:p>
+          <w:p/>
         </w:tc>
       </w:tr>
     </w:tbl>

--- a/docs/qms/evidence-2026/17_NFR_Register/EM26-17_NFR_Record_and_Monitoring.docx
+++ b/docs/qms/evidence-2026/17_NFR_Register/EM26-17_NFR_Record_and_Monitoring.docx
@@ -601,7 +601,7 @@
                 <w:sz w:val="17"/>
                 <w:szCs w:val="17"/>
               </w:rPr>
-              <w:t xml:space="preserve">Rev 1.0 APPROVED 2026-10-07 (AR-2026-001); rev 1.1 issued 2026-10-10 — approval of the revision to be confirmed</w:t>
+              <w:t xml:space="preserve">APPROVED — rev 1.1 2026-10-10 (AR-2026-002); rev 1.0 2026-10-07 (AR-2026-001)</w:t>
             </w:r>
           </w:p>
         </w:tc>
@@ -841,7 +841,7 @@
                 <w:sz w:val="17"/>
                 <w:szCs w:val="17"/>
               </w:rPr>
-              <w:t xml:space="preserve">Anita Johan (Managing Director) — rev 1.0 2026-10-07</w:t>
+              <w:t xml:space="preserve">Anita Johan (Managing Director) — rev 1.1 2026-10-10</w:t>
             </w:r>
           </w:p>
         </w:tc>
@@ -15763,7 +15763,7 @@
           <w:sz w:val="17"/>
           <w:szCs w:val="17"/>
         </w:rPr>
-        <w:t xml:space="preserve">Signatures are the typed names of the role holders. Revision 1.0 was reviewed and approved by each of them on 2026-10-07 (docs/qms/records/approvals/2026-10-07_AR-2026-001_document_approval.md). Revision 1.1 is signed here when the reviewer, QA and the Managing Director confirm it (SOP-01 §6).</w:t>
+        <w:t xml:space="preserve">Signatures are the typed names of the role holders. Revision 1.1 was reviewed and approved by each of them on 2026-10-10 (docs/qms/records/approvals/2026-10-10_AR-2026-002_revision_approval.md); revision 1.0 on 2026-10-07 (AR-2026-001) (SOP-01 §6).</w:t>
       </w:r>
     </w:p>
     <w:p>
@@ -16237,7 +16237,7 @@
                 <w:sz w:val="17"/>
                 <w:szCs w:val="17"/>
               </w:rPr>
-              <w:t xml:space="preserve">Voice options corrected (Unmute, PersonaPlex client feedback); DoD FMR and field-deployment rows</w:t>
+              <w:t xml:space="preserve">Voice options corrected (Unmute, PersonaPlex client feedback); DoD FMR and field-deployment rows; approved AR-2026-002</w:t>
             </w:r>
           </w:p>
         </w:tc>
@@ -16593,7 +16593,7 @@
                 <w:sz w:val="17"/>
                 <w:szCs w:val="17"/>
               </w:rPr>
-              <w:t xml:space="preserve">Rev 1.0 signed 2026-10-07; rev 1.1 to confirm</w:t>
+              <w:t xml:space="preserve">Alexander Peter</w:t>
             </w:r>
           </w:p>
         </w:tc>
@@ -16613,7 +16613,18 @@
               <w:right w:type="dxa" w:w="90"/>
             </w:tcMar>
           </w:tcPr>
-          <w:p/>
+          <w:p>
+            <w:r>
+              <w:rPr>
+                <w:b w:val="false"/>
+                <w:bCs w:val="false"/>
+                <w:color w:val="222222"/>
+                <w:sz w:val="17"/>
+                <w:szCs w:val="17"/>
+              </w:rPr>
+              <w:t xml:space="preserve">2026-10-10</w:t>
+            </w:r>
+          </w:p>
         </w:tc>
       </w:tr>
       <w:tr>
@@ -16700,7 +16711,7 @@
                 <w:sz w:val="17"/>
                 <w:szCs w:val="17"/>
               </w:rPr>
-              <w:t xml:space="preserve">Rev 1.0 signed 2026-10-07; rev 1.1 to confirm</w:t>
+              <w:t xml:space="preserve">Sheryl Nazareth</w:t>
             </w:r>
           </w:p>
         </w:tc>
@@ -16720,7 +16731,18 @@
               <w:right w:type="dxa" w:w="90"/>
             </w:tcMar>
           </w:tcPr>
-          <w:p/>
+          <w:p>
+            <w:r>
+              <w:rPr>
+                <w:b w:val="false"/>
+                <w:bCs w:val="false"/>
+                <w:color w:val="222222"/>
+                <w:sz w:val="17"/>
+                <w:szCs w:val="17"/>
+              </w:rPr>
+              <w:t xml:space="preserve">2026-10-10</w:t>
+            </w:r>
+          </w:p>
         </w:tc>
       </w:tr>
       <w:tr>
@@ -16807,7 +16829,7 @@
                 <w:sz w:val="17"/>
                 <w:szCs w:val="17"/>
               </w:rPr>
-              <w:t xml:space="preserve">Rev 1.0 signed 2026-10-07; rev 1.1 to confirm</w:t>
+              <w:t xml:space="preserve">Anita Johan</w:t>
             </w:r>
           </w:p>
         </w:tc>
@@ -16827,7 +16849,18 @@
               <w:right w:type="dxa" w:w="90"/>
             </w:tcMar>
           </w:tcPr>
-          <w:p/>
+          <w:p>
+            <w:r>
+              <w:rPr>
+                <w:b w:val="false"/>
+                <w:bCs w:val="false"/>
+                <w:color w:val="222222"/>
+                <w:sz w:val="17"/>
+                <w:szCs w:val="17"/>
+              </w:rPr>
+              <w:t xml:space="preserve">2026-10-10</w:t>
+            </w:r>
+          </w:p>
         </w:tc>
       </w:tr>
     </w:tbl>
